--- a/AgentMorph_Execution_Plan.docx
+++ b/AgentMorph_Execution_Plan.docx
@@ -215,6 +215,7 @@
             <w:pPr>
               <w:spacing w:after="40"/>
             </w:pPr>
+            <w:bookmarkStart w:id="0" w:name="_Hlk227333635"/>
             <w:r>
               <w:rPr>
                 <w:b/>
@@ -333,6 +334,7 @@
           </w:p>
         </w:tc>
       </w:tr>
+      <w:bookmarkEnd w:id="0"/>
       <w:tr>
         <w:tc>
           <w:tcPr>
